--- a/testakten/sozialrecht-pflegegrad-demenz-nachtwache-trier/04_pflegekasse_ablehnung_2026-06-17.docx
+++ b/testakten/sozialrecht-pflegegrad-demenz-nachtwache-trier/04_pflegekasse_ablehnung_2026-06-17.docx
@@ -483,7 +483,7 @@
         <w:color w:val="5C6569"/>
         <w:sz w:val="14"/>
       </w:rPr>
-      <w:t>Telefon 0651 9704-0 · Telefax 0651 9704-299 · pflege@knappschaft-mosel.example</w:t>
+      <w:t>Telefon 0651 9704-0 · Telefax 0651 9704-299 · pflege@knappschaft-mosel.de</w:t>
     </w:r>
   </w:p>
   <w:p>
